--- a/content/muser/satire/hse-work-at-height-desk/index.docx
+++ b/content/muser/satire/hse-work-at-height-desk/index.docx
@@ -25,9 +25,6 @@
       </w:r>
     </w:p>
     <w:p>
-      <w:pPr>
-        <w:pStyle w:val="Heading2"/>
-      </w:pPr>
       <w:r>
         <w:t>Employees Working on Any Floor Above Ground Floor Are Officially “Working at Heights”</w:t>
       </w:r>
@@ -54,9 +51,6 @@
       </w:r>
     </w:p>
     <w:p>
-      <w:pPr>
-        <w:pStyle w:val="Heading3"/>
-      </w:pPr>
       <w:r>
         <w:t>The New HSE Definition of Height</w:t>
       </w:r>
@@ -95,9 +89,6 @@
       </w:r>
     </w:p>
     <w:p>
-      <w:pPr>
-        <w:pStyle w:val="Heading3"/>
-      </w:pPr>
       <w:r>
         <w:t>The Ground Floor Privilege</w:t>
       </w:r>
@@ -118,9 +109,6 @@
       </w:r>
     </w:p>
     <w:p>
-      <w:pPr>
-        <w:pStyle w:val="Heading3"/>
-      </w:pPr>
       <w:r>
         <w:t>Mandatory PPE for “Height Workers”</w:t>
       </w:r>
@@ -147,9 +135,6 @@
       </w:r>
     </w:p>
     <w:p>
-      <w:pPr>
-        <w:pStyle w:val="Heading3"/>
-      </w:pPr>
       <w:r>
         <w:t>The New Office Layout: Fall Protection Everywhere</w:t>
       </w:r>
@@ -172,9 +157,6 @@
       </w:r>
     </w:p>
     <w:p>
-      <w:pPr>
-        <w:pStyle w:val="Heading3"/>
-      </w:pPr>
       <w:r>
         <w:t>The Height Permit to Work (HPW 01)</w:t>
       </w:r>
@@ -201,9 +183,6 @@
       </w:r>
     </w:p>
     <w:p>
-      <w:pPr>
-        <w:pStyle w:val="Heading3"/>
-      </w:pPr>
       <w:r>
         <w:t>The Staircase: Now a High Risk Zone</w:t>
       </w:r>
@@ -230,9 +209,6 @@
       </w:r>
     </w:p>
     <w:p>
-      <w:pPr>
-        <w:pStyle w:val="Heading3"/>
-      </w:pPr>
       <w:r>
         <w:t>The Elevator: A Suspended Death Box</w:t>
       </w:r>
@@ -259,9 +235,6 @@
       </w:r>
     </w:p>
     <w:p>
-      <w:pPr>
-        <w:pStyle w:val="Heading3"/>
-      </w:pPr>
       <w:r>
         <w:t>The Height Safety Induction</w:t>
       </w:r>
@@ -286,9 +259,6 @@
       </w:r>
     </w:p>
     <w:p>
-      <w:pPr>
-        <w:pStyle w:val="Heading3"/>
-      </w:pPr>
       <w:r>
         <w:t>Conclusion: Every Floor Is a Height, Every Employee Is a Risk</w:t>
       </w:r>
@@ -314,6 +284,42 @@
         <w:t>Harness up.</w:t>
         <w:br/>
         <w:t>Because in Facilities and CRES, safety isn’t just a priority — it’s a full time lifestyle.</w:t>
+      </w:r>
+    </w:p>
+    <w:p>
+      <w:r>
+        <w:drawing>
+          <wp:inline xmlns:a="http://schemas.openxmlformats.org/drawingml/2006/main" xmlns:pic="http://schemas.openxmlformats.org/drawingml/2006/picture">
+            <wp:extent cx="4114800" cy="4114800"/>
+            <wp:docPr id="1" name="Picture 1"/>
+            <wp:cNvGraphicFramePr>
+              <a:graphicFrameLocks noChangeAspect="1"/>
+            </wp:cNvGraphicFramePr>
+            <a:graphic>
+              <a:graphicData uri="http://schemas.openxmlformats.org/drawingml/2006/picture">
+                <pic:pic>
+                  <pic:nvPicPr>
+                    <pic:cNvPr id="0" name="wahthumb.png"/>
+                    <pic:cNvPicPr/>
+                  </pic:nvPicPr>
+                  <pic:blipFill>
+                    <a:blip r:embed="rId9"/>
+                    <a:stretch>
+                      <a:fillRect/>
+                    </a:stretch>
+                  </pic:blipFill>
+                  <pic:spPr>
+                    <a:xfrm>
+                      <a:off x="0" y="0"/>
+                      <a:ext cx="4114800" cy="4114800"/>
+                    </a:xfrm>
+                    <a:prstGeom prst="rect"/>
+                  </pic:spPr>
+                </pic:pic>
+              </a:graphicData>
+            </a:graphic>
+          </wp:inline>
+        </w:drawing>
       </w:r>
     </w:p>
     <w:sectPr>
